--- a/hin/docx/07.content.docx
+++ b/hin/docx/07.content.docx
@@ -136,13 +136,6 @@
         <w:rPr>
           <w:lang w:val="hi_IN" w:bidi="hi_IN"/>
         </w:rPr>
-      </w:r>
-      <w:r>
-        <w:rPr>
-          <w:i/>
-          <w:lang w:val="hi_IN" w:bidi="hi_IN"/>
-        </w:rPr>
-        <w:t>न्यायियों 1:1, न्यायियों 1:4–5, न्यायियों 1:7, न्यायियों 1:10, न्यायियों 1:12–13, न्यायियों 1:15, न्यायियों 1:16, न्यायियों 1:19, न्यायियों 1:21, न्यायियों 1:25–26, न्यायियों 1:28, न्यायियों 1:32, न्यायियों 1:34–35, न्यायियों 2:1, न्यायियों 2:3–4, न्यायियों 2:7, न्यायियों 2:12, न्यायियों 2:15, न्यायियों 2:16, न्यायियों 2:19, न्यायियों 2:21–22, न्यायियों 3:1, न्यायियों 3:4, न्यायियों 3:7, न्यायियों 3:9, न्यायियों 3:12, न्यायियों 3:15, न्यायियों 3:16, न्यायियों 3:19–20, न्यायियों 3:22, न्यायियों 3:24, न्यायियों 3:26, न्यायियों 3:28, न्यायियों 3:31, न्यायियों 4:3, न्यायियों 4:4, न्यायियों 4:7, न्यायियों 4:8–9, न्यायियों 4:11, न्यायियों 4:16, न्यायियों 4:17, न्यायियों 4:19, न्यायियों 4:21, न्यायियों 5:4, न्यायियों 5:6, न्यायियों 5:8, न्यायियों 5:10, न्यायियों 5:13, न्यायियों 5:15, न्यायियों 5:18, न्यायियों 5:20, न्यायियों 5:23, न्यायियों 5:26, न्यायियों 5:28, न्यायियों 5:31, न्यायियों 6:2, न्यायियों 6:3, न्यायियों 6:5, न्यायियों 6:10, न्यायियों 6:11, न्यायियों 6:13, न्यायियों 6:15, न्यायियों 6:18, न्यायियों 6:20, न्यायियों 6:21, न्यायियों 6:22–23, न्यायियों 6:26, न्यायियों 6:27, न्यायियों 6:30, न्यायियों 6:32, न्यायियों 6:36–37, न्यायियों 6:38, न्यायियों 6:39, न्यायियों 7:2–3, न्यायियों 7:4, न्यायियों 7:5, न्यायियों 7:7–8, न्यायियों 7:10–11, न्यायियों 7:13–14, न्यायियों 7:16, न्यायियों 7:19, न्यायियों 7:22, न्यायियों 7:24, न्यायियों 8:1, न्यायियों 8:5, न्यायियों 8:6, न्यायियों 8:8–9, न्यायियों 8:11, न्यायियों 8:15–16, न्यायियों 8:18–19, न्यायियों 8:20, न्यायियों 8:23, न्यायियों 8:24, न्यायियों 8:27, न्यायियों 8:27 (#2), न्यायियों 8:33, न्यायियों 9:1, न्यायियों 9:3, न्यायियों 9:4, न्यायियों 9:5, न्यायियों 9:7, न्यायियों 9:18, न्यायियों 9:20, न्यायियों 9:20 (#2), न्यायियों 9:23–24, न्यायियों 9:25, न्यायियों 9:28–29, न्यायियों 9:30, न्यायियों 9:31, न्यायियों 9:36, न्यायियों 9:38, न्यायियों 9:40, न्यायियों 9:45, न्यायियों 9:46, न्यायियों 9:48–49, न्यायियों 9:52–53, न्यायियों 9:54, न्यायियों 9:57, न्यायियों 10:1, न्यायियों 10:6–7, न्यायियों 10:9, न्यायियों 10:14, न्यायियों 10:16, न्यायियों 11:1, न्यायियों 11:5–6, न्यायियों 11:7–8, न्यायियों 11:9, न्यायियों 11:12–13, न्यायियों 11:17, न्यायियों 11:18, न्यायियों 11:21, न्यायियों 11:26, न्यायियों 11:30, न्यायियों 11:32, न्यायियों 11:34, न्यायियों 11:36–37, न्यायियों 11:39, न्यायियों 12:1, न्यायियों 12:4, न्यायियों 12:5–6, न्यायियों 13:2, न्यायियों 13:5, न्यायियों 13:6, न्यायियों 13:9, न्यायियों 13:12, न्यायियों 13:16, न्यायियों 13:19–20, न्यायियों 13:25, न्यायियों 14:2, न्यायियों 14:3, न्यायियों 14:6, न्यायियों 14:8, न्यायियों 14:13, न्यायियों 14:15, न्यायियों 14:17, न्यायियों 14:19, न्यायियों 15:1, न्यायियों 15:3–4, न्यायियों 15:6, न्यायियों 15:7–8, न्यायियों 15:9–10, न्यायियों 15:12, न्यायियों 15:15, न्यायियों 15:18, न्यायियों 15:19, न्यायियों 16:2, न्यायियों 16:3, न्यायियों 16:5, न्यायियों 16:9, न्यायियों 16:12, न्यायियों 16:16, न्यायियों 16:17, न्यायियों 16:19, न्यायियों 16:21, न्यायियों 16:23, न्यायियों 16:26, न्यायियों 16:28, न्यायियों 16:30, न्यायियों 17:2, न्यायियों 17:3, न्यायियों 17:5, न्यायियों 17:8, न्यायियों 17:10, न्यायियों 17:13, न्यायियों 18:1, न्यायियों 18:5, न्यायियों 18:9, न्यायियों 18:14, न्यायियों 18:17, न्यायियों 18:24, न्यायियों 18:26, न्यायियों 18:28, न्यायियों 18:30, न्यायियों 19:1, न्यायियों 19:3, न्यायियों 19:5–6, न्यायियों 19:7, न्यायियों 19:9, न्यायियों 19:12, न्यायियों 19:15, न्यायियों 19:16, न्यायियों 19:20, न्यायियों 19:22, न्यायियों 19:24, न्यायियों 19:25–26, न्यायियों 19:28, न्यायियों 19:29, न्यायियों 20:1, न्यायियों 20:5, न्यायियों 20:9, न्यायियों 20:13, न्यायियों 20:14, न्यायियों 20:16, न्यायियों 20:18, न्यायियों 20:26, न्यायियों 20:27, न्यायियों 20:32, न्यायियों 20:36, न्यायियों 20:38, न्यायियों 20:42, न्यायियों 20:47, न्यायियों 21:1, न्यायियों 21:3, न्यायियों 21:5, न्यायियों 21:8, न्यायियों 21:12, न्यायियों 21:14, न्यायियों 21:19, न्यायियों 21:21, न्यायियों 21:22, न्यायियों 21:25</w:t>
       </w:r>
       <w:r>
         <w:rPr>

--- a/hin/docx/07.content.docx
+++ b/hin/docx/07.content.docx
@@ -123,19 +123,6 @@
           <w:lang w:val="hi_IN" w:bidi="hi_IN"/>
         </w:rPr>
         <w:t>JDG</w:t>
-      </w:r>
-      <w:r>
-        <w:rPr>
-          <w:lang w:val="hi_IN" w:bidi="hi_IN"/>
-        </w:rPr>
-      </w:r>
-    </w:p>
-    <w:p>
-      <w:pPr/>
-      <w:r>
-        <w:rPr>
-          <w:lang w:val="hi_IN" w:bidi="hi_IN"/>
-        </w:rPr>
       </w:r>
       <w:r>
         <w:rPr>

--- a/hin/docx/07.content.docx
+++ b/hin/docx/07.content.docx
@@ -19,7 +19,7 @@
         <w:rPr>
           <w:lang w:val="hi_IN" w:bidi="hi_IN"/>
         </w:rPr>
-        <w:t>Resource: अनुवाद प्रश्न (unfoldingWord)</w:t>
+        <w:t>Resource: unfoldingWord® Translation Questions</w:t>
       </w:r>
       <w:r>
         <w:rPr>
@@ -85,7 +85,7 @@
         <w:rPr>
           <w:lang w:val="hi_IN" w:bidi="hi_IN"/>
         </w:rPr>
-        <w:t>अनुवाद प्रश्न (unfoldingWord)</w:t>
+        <w:t>unfoldingWord® Translation Questions</w:t>
       </w:r>
     </w:p>
     <w:p>
